--- a/syllabi/output/word-docx/anatomy.docx
+++ b/syllabi/output/word-docx/anatomy.docx
@@ -89,7 +89,7 @@
         <w:pStyle w:val="FirstParagraph"/>
       </w:pPr>
       <w:r>
-        <w:t xml:space="preserve">Placeholder description. Replace with class-specific summary.</w:t>
+        <w:t xml:space="preserve">Human Anatomy and Physiology is an in-depth exploration of the structure and function of the human body. Students investigate major organ systems, homeostasis, cellular processes, and the interdependence of body systems. Laboratory activities emphasize hands-on learning through models, dissections, physiological measurements, and real-world health applications. The course prepares students for advanced study in health sciences, nursing, and medical fields.</w:t>
       </w:r>
     </w:p>
     <w:bookmarkEnd w:id="20"/>
